--- a/lessons/7-8-group1/homework.docx
+++ b/lessons/7-8-group1/homework.docx
@@ -416,7 +416,7 @@
         <w:t xml:space="preserve">Axis (Eje)</w:t>
       </w:r>
       <w:r>
-        <w:t xml:space="preserve"> — A line on the grid. The x-axis goes across; the y-axis goes up.</w:t>
+        <w:t xml:space="preserve"> — One of the two number lines that frame a graph: the x-axis runs across, the y-axis runs up and down.</w:t>
       </w:r>
     </w:p>
     <w:p>
